--- a/2400030128-FSAD-SKILL-EXAM.docx
+++ b/2400030128-FSAD-SKILL-EXAM.docx
@@ -64,253 +64,986 @@
           <w:bCs/>
           <w:lang w:val="en-US"/>
         </w:rPr>
-        <w:t xml:space="preserve">Name: </w:t>
-      </w:r>
-      <w:proofErr w:type="spellStart"/>
-      <w:proofErr w:type="gramStart"/>
-      <w:r>
+        <w:t>Name: M.Naga Subrahmanyam</w:t>
+      </w:r>
+    </w:p>
+    <w:p>
+      <w:pPr>
+        <w:rPr>
+          <w:lang w:val="en-US"/>
+        </w:rPr>
+      </w:pPr>
+    </w:p>
+    <w:p>
+      <w:pPr>
+        <w:rPr>
+          <w:lang w:val="en-US"/>
+        </w:rPr>
+      </w:pPr>
+      <w:r>
+        <w:rPr>
+          <w:lang w:val="en-US"/>
+        </w:rPr>
+        <w:t>Question: Develop an Maven Hibernate Insert and Update operation on the fsadexam database.</w:t>
+      </w:r>
+    </w:p>
+    <w:p>
+      <w:pPr>
+        <w:rPr>
+          <w:lang w:val="en-US"/>
+        </w:rPr>
+      </w:pPr>
+      <w:r>
+        <w:rPr>
+          <w:lang w:val="en-US"/>
+        </w:rPr>
+        <w:tab/>
+      </w:r>
+      <w:r>
+        <w:rPr>
+          <w:lang w:val="en-US"/>
+        </w:rPr>
+        <w:tab/>
+        <w:t>Database: fsadexam</w:t>
+      </w:r>
+    </w:p>
+    <w:p>
+      <w:pPr>
+        <w:rPr>
+          <w:lang w:val="en-US"/>
+        </w:rPr>
+      </w:pPr>
+      <w:r>
+        <w:rPr>
+          <w:lang w:val="en-US"/>
+        </w:rPr>
+        <w:t xml:space="preserve">                                 Classes: CustomerAccount, ClientDemo.</w:t>
+      </w:r>
+    </w:p>
+    <w:p>
+      <w:pPr>
         <w:rPr>
           <w:b/>
           <w:bCs/>
           <w:lang w:val="en-US"/>
         </w:rPr>
-        <w:t>M.Naga</w:t>
-      </w:r>
-      <w:proofErr w:type="spellEnd"/>
-      <w:proofErr w:type="gramEnd"/>
-      <w:r>
+      </w:pPr>
+    </w:p>
+    <w:p>
+      <w:pPr>
         <w:rPr>
           <w:b/>
           <w:bCs/>
           <w:lang w:val="en-US"/>
         </w:rPr>
-        <w:t xml:space="preserve"> Subrahmanyam</w:t>
-      </w:r>
-    </w:p>
-    <w:p>
-      <w:pPr>
-        <w:rPr>
-          <w:lang w:val="en-US"/>
-        </w:rPr>
-      </w:pPr>
-    </w:p>
-    <w:p>
-      <w:pPr>
-        <w:rPr>
-          <w:lang w:val="en-US"/>
-        </w:rPr>
-      </w:pPr>
-    </w:p>
-    <w:p>
-      <w:pPr>
-        <w:rPr>
-          <w:lang w:val="en-US"/>
-        </w:rPr>
-      </w:pPr>
-    </w:p>
-    <w:p>
-      <w:pPr>
-        <w:rPr>
-          <w:lang w:val="en-US"/>
-        </w:rPr>
-      </w:pPr>
-    </w:p>
-    <w:p>
-      <w:pPr>
-        <w:rPr>
-          <w:lang w:val="en-US"/>
-        </w:rPr>
-      </w:pPr>
-    </w:p>
-    <w:p>
-      <w:pPr>
-        <w:rPr>
-          <w:lang w:val="en-US"/>
-        </w:rPr>
-      </w:pPr>
-    </w:p>
-    <w:p>
-      <w:pPr>
-        <w:rPr>
-          <w:lang w:val="en-US"/>
-        </w:rPr>
-      </w:pPr>
-    </w:p>
-    <w:p>
-      <w:pPr>
-        <w:rPr>
-          <w:lang w:val="en-US"/>
-        </w:rPr>
-      </w:pPr>
-    </w:p>
-    <w:p>
-      <w:pPr>
-        <w:rPr>
-          <w:lang w:val="en-US"/>
-        </w:rPr>
-      </w:pPr>
-    </w:p>
-    <w:p>
-      <w:pPr>
-        <w:rPr>
-          <w:lang w:val="en-US"/>
-        </w:rPr>
-      </w:pPr>
-    </w:p>
-    <w:p>
-      <w:pPr>
-        <w:rPr>
-          <w:lang w:val="en-US"/>
-        </w:rPr>
-      </w:pPr>
-    </w:p>
-    <w:p>
-      <w:pPr>
-        <w:rPr>
-          <w:lang w:val="en-US"/>
-        </w:rPr>
-      </w:pPr>
-    </w:p>
-    <w:p>
-      <w:pPr>
-        <w:rPr>
-          <w:lang w:val="en-US"/>
-        </w:rPr>
-      </w:pPr>
-    </w:p>
-    <w:p>
-      <w:pPr>
-        <w:rPr>
-          <w:lang w:val="en-US"/>
-        </w:rPr>
-      </w:pPr>
-    </w:p>
-    <w:p>
-      <w:pPr>
-        <w:rPr>
-          <w:lang w:val="en-US"/>
-        </w:rPr>
-      </w:pPr>
-    </w:p>
-    <w:p>
-      <w:pPr>
-        <w:rPr>
-          <w:lang w:val="en-US"/>
-        </w:rPr>
-      </w:pPr>
-    </w:p>
-    <w:p>
-      <w:pPr>
-        <w:rPr>
-          <w:lang w:val="en-US"/>
-        </w:rPr>
-      </w:pPr>
-    </w:p>
-    <w:p>
-      <w:pPr>
-        <w:rPr>
-          <w:lang w:val="en-US"/>
-        </w:rPr>
-      </w:pPr>
-    </w:p>
-    <w:p>
-      <w:pPr>
-        <w:rPr>
-          <w:lang w:val="en-US"/>
-        </w:rPr>
-      </w:pPr>
-    </w:p>
-    <w:p>
-      <w:pPr>
-        <w:rPr>
-          <w:lang w:val="en-US"/>
-        </w:rPr>
-      </w:pPr>
-    </w:p>
-    <w:p>
-      <w:pPr>
-        <w:rPr>
-          <w:lang w:val="en-US"/>
-        </w:rPr>
-      </w:pPr>
-    </w:p>
-    <w:p>
-      <w:pPr>
-        <w:rPr>
-          <w:lang w:val="en-US"/>
-        </w:rPr>
-      </w:pPr>
-    </w:p>
-    <w:p>
-      <w:pPr>
-        <w:rPr>
-          <w:lang w:val="en-US"/>
-        </w:rPr>
-      </w:pPr>
-    </w:p>
-    <w:p>
-      <w:pPr>
-        <w:rPr>
-          <w:lang w:val="en-US"/>
-        </w:rPr>
-      </w:pPr>
-    </w:p>
-    <w:p>
-      <w:pPr>
-        <w:rPr>
-          <w:lang w:val="en-US"/>
-        </w:rPr>
-      </w:pPr>
-    </w:p>
-    <w:p>
-      <w:pPr>
-        <w:rPr>
-          <w:lang w:val="en-US"/>
-        </w:rPr>
-      </w:pPr>
-    </w:p>
-    <w:p>
-      <w:pPr>
+      </w:pPr>
+      <w:r>
         <w:rPr>
           <w:b/>
           <w:bCs/>
           <w:lang w:val="en-US"/>
         </w:rPr>
-      </w:pPr>
+        <w:t>Answer:</w:t>
+      </w:r>
+    </w:p>
+    <w:p>
+      <w:pPr>
+        <w:rPr>
+          <w:lang w:val="en-US"/>
+        </w:rPr>
+      </w:pPr>
+      <w:r>
+        <w:rPr>
+          <w:lang w:val="en-US"/>
+        </w:rPr>
+        <w:t xml:space="preserve">Code: </w:t>
+      </w:r>
+    </w:p>
+    <w:p>
+      <w:pPr>
+        <w:rPr>
+          <w:lang w:val="en-US"/>
+        </w:rPr>
+      </w:pPr>
+      <w:r>
+        <w:rPr>
+          <w:lang w:val="en-US"/>
+        </w:rPr>
+        <w:t>CustomerAccount.java:</w:t>
+      </w:r>
+    </w:p>
+    <w:p>
+      <w:r>
+        <w:t>package com.klef.fsad.exam;</w:t>
+      </w:r>
+    </w:p>
+    <w:p/>
+    <w:p>
+      <w:r>
+        <w:t>import jakarta.persistence.Entity;</w:t>
+      </w:r>
+    </w:p>
+    <w:p>
+      <w:r>
+        <w:t>import jakarta.persistence.GeneratedValue;</w:t>
+      </w:r>
+    </w:p>
+    <w:p>
+      <w:r>
+        <w:t>import jakarta.persistence.GenerationType;</w:t>
+      </w:r>
+    </w:p>
+    <w:p>
+      <w:r>
+        <w:t>import jakarta.persistence.Id;</w:t>
+      </w:r>
+    </w:p>
+    <w:p>
+      <w:r>
+        <w:t>import jakarta.persistence.Table;</w:t>
+      </w:r>
+    </w:p>
+    <w:p/>
+    <w:p>
+      <w:r>
+        <w:t>@Entity</w:t>
+      </w:r>
+    </w:p>
+    <w:p>
+      <w:r>
+        <w:t>@Table(name="CustomerAccount")</w:t>
+      </w:r>
+    </w:p>
+    <w:p>
+      <w:r>
+        <w:t>public class CustomerAccount {</w:t>
+      </w:r>
+    </w:p>
+    <w:p>
+      <w:r>
+        <w:t>     @Id</w:t>
+      </w:r>
+    </w:p>
+    <w:p>
+      <w:r>
+        <w:t>     @GeneratedValue(strategy = GenerationType.IDENTITY)  </w:t>
+      </w:r>
+    </w:p>
+    <w:p>
+      <w:r>
+        <w:t>     private int id;</w:t>
+      </w:r>
+    </w:p>
+    <w:p>
+      <w:r>
+        <w:t>     private String name;</w:t>
+      </w:r>
+    </w:p>
+    <w:p>
+      <w:r>
+        <w:t>     private String description;</w:t>
+      </w:r>
+    </w:p>
+    <w:p>
+      <w:r>
+        <w:t>     private String date;</w:t>
+      </w:r>
+    </w:p>
+    <w:p>
+      <w:r>
+        <w:t>     private String status;</w:t>
+      </w:r>
+    </w:p>
+    <w:p>
+      <w:r>
+        <w:lastRenderedPageBreak/>
+        <w:t>     private String location;</w:t>
+      </w:r>
+    </w:p>
+    <w:p>
+      <w:r>
+        <w:t>     </w:t>
+      </w:r>
+    </w:p>
+    <w:p>
+      <w:r>
+        <w:t>     public CustomerAccount(int id, String name, String description, String date, String status, String location) {</w:t>
+      </w:r>
+    </w:p>
+    <w:p>
+      <w:r>
+        <w:t>        super();</w:t>
+      </w:r>
+    </w:p>
+    <w:p>
+      <w:r>
+        <w:t>        this.id = id;</w:t>
+      </w:r>
+    </w:p>
+    <w:p>
+      <w:r>
+        <w:t>        this.name = name;</w:t>
+      </w:r>
+    </w:p>
+    <w:p>
+      <w:r>
+        <w:t>        this.description = description;</w:t>
+      </w:r>
+    </w:p>
+    <w:p>
+      <w:r>
+        <w:t>        this.date = date;</w:t>
+      </w:r>
+    </w:p>
+    <w:p>
+      <w:r>
+        <w:t>        this.status = status;</w:t>
+      </w:r>
+    </w:p>
+    <w:p>
+      <w:r>
+        <w:t>        this.location = location;</w:t>
+      </w:r>
+    </w:p>
+    <w:p>
+      <w:r>
+        <w:t>    }</w:t>
+      </w:r>
+    </w:p>
+    <w:p>
+      <w:r>
+        <w:t>     public CustomerAccount() {</w:t>
+      </w:r>
+    </w:p>
+    <w:p>
+      <w:r>
+        <w:t>        // TODO Auto-generated constructor stub</w:t>
+      </w:r>
+    </w:p>
+    <w:p>
+      <w:r>
+        <w:t>    }</w:t>
+      </w:r>
+    </w:p>
+    <w:p>
+      <w:r>
+        <w:t>     public int getId() {</w:t>
+      </w:r>
+    </w:p>
+    <w:p>
+      <w:r>
+        <w:t>         return id;</w:t>
+      </w:r>
+    </w:p>
+    <w:p>
+      <w:r>
+        <w:t>     }</w:t>
+      </w:r>
+    </w:p>
+    <w:p>
+      <w:r>
+        <w:t>     public void setId(int id) {</w:t>
+      </w:r>
+    </w:p>
+    <w:p>
+      <w:r>
+        <w:t>         this.id = id;</w:t>
+      </w:r>
+    </w:p>
+    <w:p>
+      <w:r>
+        <w:t>     }</w:t>
+      </w:r>
+    </w:p>
+    <w:p>
+      <w:r>
+        <w:t>     public String getName() {</w:t>
+      </w:r>
+    </w:p>
+    <w:p>
+      <w:r>
+        <w:t>         return name;</w:t>
+      </w:r>
+    </w:p>
+    <w:p>
+      <w:r>
+        <w:t>     }</w:t>
+      </w:r>
+    </w:p>
+    <w:p>
+      <w:r>
+        <w:t>     public void setName(String name) {</w:t>
+      </w:r>
+    </w:p>
+    <w:p>
+      <w:r>
+        <w:t>         this.name = name;</w:t>
+      </w:r>
+    </w:p>
+    <w:p>
+      <w:r>
+        <w:t>     }</w:t>
+      </w:r>
+    </w:p>
+    <w:p>
+      <w:r>
+        <w:t>     public String getDescription() {</w:t>
+      </w:r>
+    </w:p>
+    <w:p>
+      <w:r>
+        <w:t>         return description;</w:t>
+      </w:r>
+    </w:p>
+    <w:p>
+      <w:r>
+        <w:t>     }</w:t>
+      </w:r>
+    </w:p>
+    <w:p>
+      <w:r>
+        <w:t>     public void setDescription(String description) {</w:t>
+      </w:r>
+    </w:p>
+    <w:p>
+      <w:r>
+        <w:lastRenderedPageBreak/>
+        <w:t>         this.description = description;</w:t>
+      </w:r>
+    </w:p>
+    <w:p>
+      <w:r>
+        <w:t>     }</w:t>
+      </w:r>
+    </w:p>
+    <w:p>
+      <w:r>
+        <w:t>     public String getDate() {</w:t>
+      </w:r>
+    </w:p>
+    <w:p>
+      <w:r>
+        <w:t>         return date;</w:t>
+      </w:r>
+    </w:p>
+    <w:p>
+      <w:r>
+        <w:t>     }</w:t>
+      </w:r>
+    </w:p>
+    <w:p>
+      <w:r>
+        <w:t>     public void setDate(String date) {</w:t>
+      </w:r>
+    </w:p>
+    <w:p>
+      <w:r>
+        <w:t>         this.date = date;</w:t>
+      </w:r>
+    </w:p>
+    <w:p>
+      <w:r>
+        <w:t>     }</w:t>
+      </w:r>
+    </w:p>
+    <w:p>
+      <w:r>
+        <w:t>     public String getStatus() {</w:t>
+      </w:r>
+    </w:p>
+    <w:p>
+      <w:r>
+        <w:t>         return status;</w:t>
+      </w:r>
+    </w:p>
+    <w:p>
+      <w:r>
+        <w:t>     }</w:t>
+      </w:r>
+    </w:p>
+    <w:p>
+      <w:r>
+        <w:t>     public void setStatus(String status) {</w:t>
+      </w:r>
+    </w:p>
+    <w:p>
+      <w:r>
+        <w:t>         this.status = status;</w:t>
+      </w:r>
+    </w:p>
+    <w:p>
+      <w:r>
+        <w:t>     }</w:t>
+      </w:r>
+    </w:p>
+    <w:p>
+      <w:r>
+        <w:t>     public String getLocation() {</w:t>
+      </w:r>
+    </w:p>
+    <w:p>
+      <w:r>
+        <w:t>         return location;</w:t>
+      </w:r>
+    </w:p>
+    <w:p>
+      <w:r>
+        <w:t>     }</w:t>
+      </w:r>
+    </w:p>
+    <w:p>
+      <w:r>
+        <w:t>     public void setLocation(String location) {</w:t>
+      </w:r>
+    </w:p>
+    <w:p>
+      <w:r>
+        <w:t>         this.location = location;</w:t>
+      </w:r>
+    </w:p>
+    <w:p>
+      <w:r>
+        <w:t>     }</w:t>
+      </w:r>
+    </w:p>
+    <w:p>
+      <w:r>
+        <w:t>     @Override</w:t>
+      </w:r>
+    </w:p>
+    <w:p>
+      <w:r>
+        <w:t>     public String toString() {</w:t>
+      </w:r>
+    </w:p>
+    <w:p>
+      <w:r>
+        <w:t>        return "CustomerAccount [id=" + id + ", name=" + name + ", description=" + description + ", date=" + date</w:t>
+      </w:r>
+    </w:p>
+    <w:p>
+      <w:r>
+        <w:t>                + ", status=" + status + ", location=" + location + ", getId()=" + getId() + ", getName()=" + getName()</w:t>
+      </w:r>
+    </w:p>
+    <w:p>
+      <w:r>
+        <w:t>                + ", getDescription()=" + getDescription() + ", getDate()=" + getDate() + ", getStatus()=" + getStatus()</w:t>
+      </w:r>
+    </w:p>
+    <w:p>
+      <w:r>
+        <w:t>                + ", getLocation()=" + getLocation() + ", getClass()=" + getClass() + ", hashCode()=" + hashCode()</w:t>
+      </w:r>
+    </w:p>
+    <w:p>
+      <w:r>
+        <w:t>                + ", toString()=" + super.toString() + "]";</w:t>
+      </w:r>
+    </w:p>
+    <w:p>
+      <w:r>
+        <w:t>     }</w:t>
+      </w:r>
+    </w:p>
+    <w:p>
+      <w:r>
+        <w:lastRenderedPageBreak/>
+        <w:t>     </w:t>
+      </w:r>
+    </w:p>
+    <w:p>
+      <w:r>
+        <w:t>     </w:t>
+      </w:r>
+    </w:p>
+    <w:p>
+      <w:r>
+        <w:t>}</w:t>
+      </w:r>
+    </w:p>
+    <w:p/>
+    <w:p>
       <w:r>
         <w:rPr>
           <w:b/>
           <w:bCs/>
-          <w:lang w:val="en-US"/>
-        </w:rPr>
+        </w:rPr>
+        <w:t>ClientDemo.java:</w:t>
+      </w:r>
+    </w:p>
+    <w:p>
+      <w:r>
+        <w:t>package com.klef.fsad.exam;</w:t>
+      </w:r>
+    </w:p>
+    <w:p/>
+    <w:p>
+      <w:r>
+        <w:t>import org.hibernate.Session;</w:t>
+      </w:r>
+    </w:p>
+    <w:p/>
+    <w:p>
+      <w:r>
+        <w:t>public class ClientDemo {</w:t>
+      </w:r>
+    </w:p>
+    <w:p>
+      <w:r>
+        <w:t>    public static void main(String[] args) {</w:t>
+      </w:r>
+    </w:p>
+    <w:p/>
+    <w:p>
+      <w:r>
+        <w:t>        org.hibernate.cfg.Configuration conf =</w:t>
+      </w:r>
+    </w:p>
+    <w:p>
+      <w:r>
+        <w:t>                new org.hibernate.cfg.Configuration().configure("hibernate.cfg.xml");</w:t>
+      </w:r>
+    </w:p>
+    <w:p/>
+    <w:p>
+      <w:r>
+        <w:t>        org.hibernate.SessionFactory sf = conf.buildSessionFactory();</w:t>
+      </w:r>
+    </w:p>
+    <w:p/>
+    <w:p>
+      <w:r>
+        <w:t>        CustomerAccount c = new CustomerAccount();</w:t>
+      </w:r>
+    </w:p>
+    <w:p>
+      <w:r>
+        <w:t>        Session s = sf.openSession();</w:t>
+      </w:r>
+    </w:p>
+    <w:p/>
+    <w:p>
+      <w:r>
+        <w:t>        org.hibernate.Transaction tx = s.beginTransaction();</w:t>
+      </w:r>
+    </w:p>
+    <w:p/>
+    <w:p>
+      <w:r>
+        <w:t>        c.setName("Subbu");</w:t>
+      </w:r>
+    </w:p>
+    <w:p>
+      <w:r>
+        <w:t>        c.setDate("10/03/26");</w:t>
+      </w:r>
+    </w:p>
+    <w:p>
+      <w:r>
+        <w:t>        c.setDescription("A Student");</w:t>
+      </w:r>
+    </w:p>
+    <w:p>
+      <w:r>
+        <w:t>        c.setLocation("Vijayawada");</w:t>
+      </w:r>
+    </w:p>
+    <w:p>
+      <w:r>
+        <w:t>        c.setStatus("Selected");</w:t>
+      </w:r>
+    </w:p>
+    <w:p/>
+    <w:p>
+      <w:r>
+        <w:t>        s.persist(c);</w:t>
+      </w:r>
+    </w:p>
+    <w:p/>
+    <w:p>
+      <w:r>
+        <w:t>        tx.commit();</w:t>
+      </w:r>
+    </w:p>
+    <w:p>
+      <w:r>
         <w:lastRenderedPageBreak/>
-        <w:t xml:space="preserve">GitHub Repository Link: </w:t>
-      </w:r>
-    </w:p>
+        <w:t>        s.close();</w:t>
+      </w:r>
+    </w:p>
+    <w:p/>
+    <w:p>
+      <w:r>
+        <w:t>        // Second session</w:t>
+      </w:r>
+    </w:p>
+    <w:p>
+      <w:r>
+        <w:t>        Session s1 = sf.openSession();</w:t>
+      </w:r>
+    </w:p>
+    <w:p>
+      <w:r>
+        <w:t>        org.hibernate.Transaction tx1 = s1.beginTransaction();</w:t>
+      </w:r>
+    </w:p>
+    <w:p/>
+    <w:p>
+      <w:r>
+        <w:t>        CustomerAccount c1 = s1.find(CustomerAccount.class, 1);</w:t>
+      </w:r>
+    </w:p>
+    <w:p>
+      <w:r>
+        <w:t>        c1.setName("Subrahmanyam");</w:t>
+      </w:r>
+    </w:p>
+    <w:p/>
+    <w:p>
+      <w:r>
+        <w:t>        tx1.commit();</w:t>
+      </w:r>
+    </w:p>
+    <w:p>
+      <w:r>
+        <w:t>        s1.close();</w:t>
+      </w:r>
+    </w:p>
+    <w:p/>
+    <w:p>
+      <w:r>
+        <w:t>        sf.close();</w:t>
+      </w:r>
+    </w:p>
+    <w:p>
+      <w:r>
+        <w:t>    }</w:t>
+      </w:r>
+    </w:p>
+    <w:p>
+      <w:r>
+        <w:t>}</w:t>
+      </w:r>
+    </w:p>
+    <w:p/>
     <w:p>
       <w:pPr>
         <w:rPr>
           <w:b/>
           <w:bCs/>
-          <w:lang w:val="en-US"/>
         </w:rPr>
       </w:pPr>
       <w:r>
         <w:rPr>
           <w:b/>
           <w:bCs/>
-          <w:lang w:val="en-US"/>
-        </w:rPr>
+        </w:rPr>
+        <w:t>Hibernate.cfg.xml:</w:t>
+      </w:r>
+    </w:p>
+    <w:p>
+      <w:r>
+        <w:t>&lt;hibernate-configuration&gt;</w:t>
+      </w:r>
+    </w:p>
+    <w:p>
+      <w:r>
+        <w:t>&lt;session-factory&gt;</w:t>
+      </w:r>
+    </w:p>
+    <w:p>
+      <w:r>
+        <w:t>&lt;!--  DB properties  --&gt;</w:t>
+      </w:r>
+    </w:p>
+    <w:p>
+      <w:r>
+        <w:t>&lt;property name="hibernate.connection.driver_class"&gt; com.mysql.cj.jdbc.Driver &lt;/property&gt;</w:t>
+      </w:r>
+    </w:p>
+    <w:p>
+      <w:r>
+        <w:t>&lt;property name="hibernate.connection.url"&gt; jdbc:mysql://localhost:3306/fsadexam &lt;/property&gt;</w:t>
+      </w:r>
+    </w:p>
+    <w:p>
+      <w:r>
+        <w:t>&lt;property name="hibernate.connection.username"&gt; root &lt;/property&gt;</w:t>
+      </w:r>
+    </w:p>
+    <w:p>
+      <w:r>
+        <w:t>&lt;property name="hibernate.connection.password"&gt; #Sudheer@2007 &lt;/property&gt;</w:t>
+      </w:r>
+    </w:p>
+    <w:p>
+      <w:r>
+        <w:t>&lt;!--  Hibernate properties  --&gt;</w:t>
+      </w:r>
+    </w:p>
+    <w:p>
+      <w:r>
+        <w:t>&lt;property name="hibernate.dialect"&gt; org.hibernate.dialect.MySQL8Dialect &lt;/property&gt;</w:t>
+      </w:r>
+    </w:p>
+    <w:p>
+      <w:r>
+        <w:t>&lt;property name="hibernate.hbm2ddl.auto"&gt; update &lt;/property&gt;</w:t>
+      </w:r>
+    </w:p>
+    <w:p>
+      <w:r>
+        <w:t>&lt;property name="hibernate.show_sql"&gt; true &lt;/property&gt;</w:t>
+      </w:r>
+    </w:p>
+    <w:p>
+      <w:r>
+        <w:t>&lt;!--  mapping class information  --&gt;</w:t>
+      </w:r>
+    </w:p>
+    <w:p>
+      <w:r>
+        <w:t>&lt;mapping class="com.klef.fsad.exam.CustomerAccount"/&gt;</w:t>
+      </w:r>
+    </w:p>
+    <w:p>
+      <w:r>
+        <w:lastRenderedPageBreak/>
+        <w:t>&lt;/session-factory&gt;</w:t>
+      </w:r>
+    </w:p>
+    <w:p>
+      <w:r>
+        <w:t>&lt;/hibernate-configuration&gt;</w:t>
+      </w:r>
+    </w:p>
+    <w:p/>
+    <w:p>
+      <w:pPr>
+        <w:rPr>
+          <w:lang w:val="en-US"/>
+        </w:rPr>
+      </w:pPr>
+    </w:p>
+    <w:p>
+      <w:pPr>
+        <w:rPr>
+          <w:lang w:val="en-US"/>
+        </w:rPr>
+      </w:pPr>
+    </w:p>
+    <w:p>
+      <w:pPr>
+        <w:rPr>
+          <w:b/>
+          <w:bCs/>
+          <w:lang w:val="en-US"/>
+        </w:rPr>
+      </w:pPr>
+      <w:r>
+        <w:rPr>
+          <w:b/>
+          <w:bCs/>
+          <w:lang w:val="en-US"/>
+        </w:rPr>
+        <w:t xml:space="preserve">OUTPUT: </w:t>
+      </w:r>
+    </w:p>
+    <w:p>
+      <w:pPr>
+        <w:rPr>
+          <w:lang w:val="en-US"/>
+        </w:rPr>
+      </w:pPr>
+      <w:r>
+        <w:rPr>
+          <w:lang w:val="en-US"/>
+        </w:rPr>
+        <w:drawing>
+          <wp:inline distT="0" distB="0" distL="0" distR="0" wp14:anchorId="245EC850" wp14:editId="0CE3ACEE">
+            <wp:extent cx="5731510" cy="2491740"/>
+            <wp:effectExtent l="0" t="0" r="2540" b="3810"/>
+            <wp:docPr id="837284226" name="Picture 1"/>
+            <wp:cNvGraphicFramePr>
+              <a:graphicFrameLocks xmlns:a="http://schemas.openxmlformats.org/drawingml/2006/main" noChangeAspect="1"/>
+            </wp:cNvGraphicFramePr>
+            <a:graphic xmlns:a="http://schemas.openxmlformats.org/drawingml/2006/main">
+              <a:graphicData uri="http://schemas.openxmlformats.org/drawingml/2006/picture">
+                <pic:pic xmlns:pic="http://schemas.openxmlformats.org/drawingml/2006/picture">
+                  <pic:nvPicPr>
+                    <pic:cNvPr id="837284226" name=""/>
+                    <pic:cNvPicPr/>
+                  </pic:nvPicPr>
+                  <pic:blipFill>
+                    <a:blip r:embed="rId6"/>
+                    <a:stretch>
+                      <a:fillRect/>
+                    </a:stretch>
+                  </pic:blipFill>
+                  <pic:spPr>
+                    <a:xfrm>
+                      <a:off x="0" y="0"/>
+                      <a:ext cx="5731510" cy="2491740"/>
+                    </a:xfrm>
+                    <a:prstGeom prst="rect">
+                      <a:avLst/>
+                    </a:prstGeom>
+                  </pic:spPr>
+                </pic:pic>
+              </a:graphicData>
+            </a:graphic>
+          </wp:inline>
+        </w:drawing>
+      </w:r>
+    </w:p>
+    <w:p>
+      <w:pPr>
+        <w:rPr>
+          <w:lang w:val="en-US"/>
+        </w:rPr>
+      </w:pPr>
+    </w:p>
+    <w:p>
+      <w:pPr>
+        <w:rPr>
+          <w:lang w:val="en-US"/>
+        </w:rPr>
+      </w:pPr>
+    </w:p>
+    <w:p>
+      <w:pPr>
+        <w:rPr>
+          <w:lang w:val="en-US"/>
+        </w:rPr>
+      </w:pPr>
+    </w:p>
+    <w:p>
+      <w:pPr>
+        <w:rPr>
+          <w:lang w:val="en-US"/>
+        </w:rPr>
+      </w:pPr>
+    </w:p>
+    <w:p>
+      <w:pPr>
+        <w:rPr>
+          <w:lang w:val="en-US"/>
+        </w:rPr>
+      </w:pPr>
+    </w:p>
+    <w:p>
+      <w:pPr>
+        <w:rPr>
+          <w:lang w:val="en-US"/>
+        </w:rPr>
+      </w:pPr>
+    </w:p>
+    <w:p>
+      <w:pPr>
+        <w:rPr>
+          <w:lang w:val="en-US"/>
+        </w:rPr>
+      </w:pPr>
+    </w:p>
+    <w:p>
+      <w:pPr>
+        <w:rPr>
+          <w:lang w:val="en-US"/>
+        </w:rPr>
+      </w:pPr>
+    </w:p>
+    <w:p>
+      <w:pPr>
+        <w:rPr>
+          <w:lang w:val="en-US"/>
+        </w:rPr>
+      </w:pPr>
+    </w:p>
+    <w:p>
+      <w:pPr>
+        <w:rPr>
+          <w:lang w:val="en-US"/>
+        </w:rPr>
+      </w:pPr>
+    </w:p>
+    <w:p>
+      <w:pPr>
+        <w:rPr>
+          <w:lang w:val="en-US"/>
+        </w:rPr>
+      </w:pPr>
+    </w:p>
+    <w:p>
+      <w:pPr>
+        <w:rPr>
+          <w:lang w:val="en-US"/>
+        </w:rPr>
+      </w:pPr>
+    </w:p>
+    <w:p>
+      <w:pPr>
+        <w:rPr>
+          <w:lang w:val="en-US"/>
+        </w:rPr>
+      </w:pPr>
+    </w:p>
+    <w:p>
+      <w:pPr>
+        <w:rPr>
+          <w:lang w:val="en-US"/>
+        </w:rPr>
+      </w:pPr>
+    </w:p>
+    <w:p>
+      <w:pPr>
+        <w:rPr>
+          <w:lang w:val="en-US"/>
+        </w:rPr>
+      </w:pPr>
+    </w:p>
+    <w:p>
+      <w:pPr>
+        <w:rPr>
+          <w:b/>
+          <w:bCs/>
+          <w:lang w:val="en-US"/>
+        </w:rPr>
+      </w:pPr>
+      <w:r>
+        <w:rPr>
+          <w:b/>
+          <w:bCs/>
+          <w:lang w:val="en-US"/>
+        </w:rPr>
+        <w:t xml:space="preserve">GitHub Repository Link: </w:t>
+      </w:r>
+    </w:p>
+    <w:p>
+      <w:pPr>
+        <w:rPr>
+          <w:b/>
+          <w:bCs/>
+          <w:lang w:val="en-US"/>
+        </w:rPr>
+      </w:pPr>
+      <w:r>
+        <w:rPr>
+          <w:b/>
+          <w:bCs/>
+          <w:lang w:val="en-US"/>
+        </w:rPr>
+        <w:lastRenderedPageBreak/>
         <w:t>https://github.com/nagasubrahmanyammeka/2400030128-FSAD-SKILL-EXAM</w:t>
       </w:r>
     </w:p>
     <w:sectPr>
-      <w:headerReference w:type="even" r:id="rId6"/>
-      <w:headerReference w:type="default" r:id="rId7"/>
-      <w:footerReference w:type="even" r:id="rId8"/>
-      <w:footerReference w:type="default" r:id="rId9"/>
-      <w:headerReference w:type="first" r:id="rId10"/>
-      <w:footerReference w:type="first" r:id="rId11"/>
+      <w:headerReference w:type="even" r:id="rId7"/>
+      <w:headerReference w:type="default" r:id="rId8"/>
+      <w:footerReference w:type="even" r:id="rId9"/>
+      <w:footerReference w:type="default" r:id="rId10"/>
+      <w:headerReference w:type="first" r:id="rId11"/>
+      <w:footerReference w:type="first" r:id="rId12"/>
       <w:pgSz w:w="11906" w:h="16838"/>
       <w:pgMar w:top="1440" w:right="1440" w:bottom="1440" w:left="1440" w:header="708" w:footer="708" w:gutter="0"/>
       <w:cols w:space="708"/>
@@ -438,6 +1171,7 @@
         <v:shape id="PowerPlusWaterMarkObject106648032" o:spid="_x0000_s1026" type="#_x0000_t136" style="position:absolute;margin-left:0;margin-top:0;width:489.45pt;height:146.8pt;rotation:315;z-index:-251655168;mso-position-horizontal:center;mso-position-horizontal-relative:margin;mso-position-vertical:center;mso-position-vertical-relative:margin" o:allowincell="f" fillcolor="#404040 [2429]" stroked="f">
           <v:fill opacity=".5"/>
           <v:textpath style="font-family:&quot;Calibri&quot;;font-size:1pt" string="2400030128"/>
+          <w10:wrap anchorx="margin" anchory="margin"/>
         </v:shape>
       </w:pict>
     </w:r>
@@ -483,6 +1217,7 @@
         <v:shape id="PowerPlusWaterMarkObject106648033" o:spid="_x0000_s1027" type="#_x0000_t136" style="position:absolute;margin-left:0;margin-top:0;width:489.45pt;height:146.8pt;rotation:315;z-index:-251653120;mso-position-horizontal:center;mso-position-horizontal-relative:margin;mso-position-vertical:center;mso-position-vertical-relative:margin" o:allowincell="f" fillcolor="#404040 [2429]" stroked="f">
           <v:fill opacity=".5"/>
           <v:textpath style="font-family:&quot;Calibri&quot;;font-size:1pt" string="2400030128"/>
+          <w10:wrap anchorx="margin" anchory="margin"/>
         </v:shape>
       </w:pict>
     </w:r>
@@ -528,6 +1263,7 @@
         <v:shape id="PowerPlusWaterMarkObject106648031" o:spid="_x0000_s1025" type="#_x0000_t136" style="position:absolute;margin-left:0;margin-top:0;width:489.45pt;height:146.8pt;rotation:315;z-index:-251657216;mso-position-horizontal:center;mso-position-horizontal-relative:margin;mso-position-vertical:center;mso-position-vertical-relative:margin" o:allowincell="f" fillcolor="#404040 [2429]" stroked="f">
           <v:fill opacity=".5"/>
           <v:textpath style="font-family:&quot;Calibri&quot;;font-size:1pt" string="2400030128"/>
+          <w10:wrap anchorx="margin" anchory="margin"/>
         </v:shape>
       </w:pict>
     </w:r>
